--- a/btvn1.docx
+++ b/btvn1.docx
@@ -4,234 +4,6 @@
   <w:body>
     <w:p>
       <w:pPr>
-        <w:rPr>
-          <w:b/>
-          <w:bCs/>
-        </w:rPr>
-      </w:pPr>
-      <w:r>
-        <w:rPr>
-          <w:b/>
-          <w:bCs/>
-        </w:rPr>
-        <w:t>I. Phân tích chi tiết 3 lỗi sai trong lập luận và cách làm của Nam</w:t>
-      </w:r>
-    </w:p>
-    <w:p>
-      <w:pPr>
-        <w:rPr>
-          <w:b/>
-          <w:bCs/>
-        </w:rPr>
-      </w:pPr>
-      <w:r>
-        <w:rPr>
-          <w:b/>
-          <w:bCs/>
-        </w:rPr>
-        <w:t>1. Lưu dữ liệu cá nhân trên phân vùng ổ C:\ (Phân vùng Hệ thống)</w:t>
-      </w:r>
-    </w:p>
-    <w:p>
-      <w:pPr>
-        <w:numPr>
-          <w:ilvl w:val="0"/>
-          <w:numId w:val="1"/>
-        </w:numPr>
-      </w:pPr>
-      <w:r>
-        <w:rPr>
-          <w:b/>
-          <w:bCs/>
-        </w:rPr>
-        <w:t>Bản chất kỹ thuật:</w:t>
-      </w:r>
-      <w:r>
-        <w:t xml:space="preserve"> Ổ C:\ là phân vùng mặc định chứa tập tin cài đặt hệ điều hành (Windows OS) và các ứng dụng hệ thống.</w:t>
-      </w:r>
-    </w:p>
-    <w:p>
-      <w:pPr>
-        <w:numPr>
-          <w:ilvl w:val="0"/>
-          <w:numId w:val="1"/>
-        </w:numPr>
-      </w:pPr>
-      <w:r>
-        <w:rPr>
-          <w:b/>
-          <w:bCs/>
-        </w:rPr>
-        <w:t>Hậu quả khi sự cố xảy ra:</w:t>
-      </w:r>
-      <w:r>
-        <w:t xml:space="preserve"> Hệ điều hành Windows rất dễ gặp lỗi do vi-rút, đứt gãy cập nhật (Windows Update), hoặc hỏng tập tin hệ thống. Khi bắt buộc phải cài lại Windows, kỹ thuật viên hoặc người dùng phải </w:t>
-      </w:r>
-      <w:r>
-        <w:rPr>
-          <w:b/>
-          <w:bCs/>
-        </w:rPr>
-        <w:t>Format (xóa sạch dữ liệu)</w:t>
-      </w:r>
-      <w:r>
-        <w:t xml:space="preserve"> ổ C:\ để tạo môi trường sạch cho OS mới. Nếu Nam lưu bài tập trên ổ C:, toàn bộ mã nguồn sẽ bị xóa vĩnh viễn.</w:t>
-      </w:r>
-    </w:p>
-    <w:p>
-      <w:pPr>
-        <w:numPr>
-          <w:ilvl w:val="0"/>
-          <w:numId w:val="1"/>
-        </w:numPr>
-      </w:pPr>
-      <w:r>
-        <w:rPr>
-          <w:b/>
-          <w:bCs/>
-        </w:rPr>
-        <w:t>Ngộ nhận về tốc độ:</w:t>
-      </w:r>
-    </w:p>
-    <w:p>
-      <w:pPr>
-        <w:numPr>
-          <w:ilvl w:val="1"/>
-          <w:numId w:val="1"/>
-        </w:numPr>
-      </w:pPr>
-      <w:r>
-        <w:t>Lập luận "Lưu ổ C để truy cập nhanh nhất" là hoàn toàn sai về mặt phần cứng.</w:t>
-      </w:r>
-    </w:p>
-    <w:p>
-      <w:pPr>
-        <w:numPr>
-          <w:ilvl w:val="1"/>
-          <w:numId w:val="1"/>
-        </w:numPr>
-      </w:pPr>
-      <w:r>
-        <w:t xml:space="preserve">Tốc độ đọc/ghi phụ thuộc vào </w:t>
-      </w:r>
-      <w:r>
-        <w:rPr>
-          <w:b/>
-          <w:bCs/>
-        </w:rPr>
-        <w:t>công nghệ của thiết bị lưu trữ</w:t>
-      </w:r>
-      <w:r>
-        <w:t xml:space="preserve"> (SSD NVMe, SSD SATA, hay HDD). Nếu ổ C và ổ D được chia ra từ cùng một ổ đĩa SSD vật lý, tốc độ truy xuất dữ liệu tại mọi ô nhớ (NAND Flash) trên cả hai phân vùng là </w:t>
-      </w:r>
-      <w:r>
-        <w:rPr>
-          <w:b/>
-          <w:bCs/>
-        </w:rPr>
-        <w:t>hoàn toàn bằng nhau</w:t>
-      </w:r>
-      <w:r>
-        <w:t>.</w:t>
-      </w:r>
-    </w:p>
-    <w:p>
-      <w:pPr>
-        <w:numPr>
-          <w:ilvl w:val="1"/>
-          <w:numId w:val="1"/>
-        </w:numPr>
-      </w:pPr>
-      <w:r>
-        <w:t>Nếu máy tính có 2 ổ đĩa riêng biệt (SSD cho ổ C và HDD cho ổ D), việc lưu code ở ổ C chỉ giúp mở file nhanh hơn vài miligiây, nhưng rủi ro mất dữ liệu là 100%.</w:t>
-      </w:r>
-    </w:p>
-    <w:p>
-      <w:pPr>
-        <w:rPr>
-          <w:b/>
-          <w:bCs/>
-        </w:rPr>
-      </w:pPr>
-      <w:r>
-        <w:rPr>
-          <w:b/>
-          <w:bCs/>
-        </w:rPr>
-        <w:t>2. Thao tác và lưu tập tin cá nhân trong thư mục C:\Windows\System32</w:t>
-      </w:r>
-    </w:p>
-    <w:p>
-      <w:pPr>
-        <w:numPr>
-          <w:ilvl w:val="0"/>
-          <w:numId w:val="2"/>
-        </w:numPr>
-      </w:pPr>
-      <w:r>
-        <w:rPr>
-          <w:b/>
-          <w:bCs/>
-        </w:rPr>
-        <w:t>Xâm phạm khu vực cấm của Hệ điều hành:</w:t>
-      </w:r>
-      <w:r>
-        <w:t xml:space="preserve"> System32 là thư mục nhạy cảm nhất trên Windows, chứa các tập tin thực thi lõi (.exe), thư viện liên kết động (.dll), và trình điều khiển thiết bị (Drivers).</w:t>
-      </w:r>
-    </w:p>
-    <w:p>
-      <w:pPr>
-        <w:numPr>
-          <w:ilvl w:val="0"/>
-          <w:numId w:val="2"/>
-        </w:numPr>
-      </w:pPr>
-      <w:r>
-        <w:rPr>
-          <w:b/>
-          <w:bCs/>
-        </w:rPr>
-        <w:t>Cản trở bởi cơ chế bảo mật (UAC - User Account Control):</w:t>
-      </w:r>
-      <w:r>
-        <w:t xml:space="preserve"> Windows bảo vệ System32 bằng quyền hạn tối cao. Mỗi khi Nam muốn tạo mới, chỉnh sửa, lưu hoặc xóa file bai1.py tại đây, hệ thống sẽ liên tục hiện hộp thoại cảnh báo và yêu cầu cấp quyền Administrator.</w:t>
-      </w:r>
-    </w:p>
-    <w:p>
-      <w:pPr>
-        <w:numPr>
-          <w:ilvl w:val="0"/>
-          <w:numId w:val="2"/>
-        </w:numPr>
-      </w:pPr>
-      <w:r>
-        <w:rPr>
-          <w:b/>
-          <w:bCs/>
-        </w:rPr>
-        <w:t>Nguy cơ gây sập hệ thống:</w:t>
-      </w:r>
-      <w:r>
-        <w:t xml:space="preserve"> Việc lưu trữ file rác hoặc thao tác nhầm trong System32 có thể vô tình xóa hoặc ghi đè lên các tập tin hệ thống quan trọng, dẫn đến lỗi màn hình xanh (BSOD) hoặc không thể khởi động lại máy.</w:t>
-      </w:r>
-    </w:p>
-    <w:p>
-      <w:pPr>
-        <w:rPr>
-          <w:b/>
-          <w:bCs/>
-        </w:rPr>
-      </w:pPr>
-      <w:r>
-        <w:rPr>
-          <w:b/>
-          <w:bCs/>
-        </w:rPr>
-        <w:t>3. Đặt tên thư mục chứa khoảng trắng (nhap mon CNTT, session 02)</w:t>
-      </w:r>
-    </w:p>
-    <w:p>
-      <w:pPr>
         <w:numPr>
           <w:ilvl w:val="0"/>
           <w:numId w:val="4"/>
@@ -246,24 +18,276 @@
           <w:b/>
           <w:bCs/>
         </w:rPr>
+        <w:t>Phần 1: Phân tích lỗi sai trong lập luận và cách làm của Nam</w:t>
+      </w:r>
+    </w:p>
+    <w:p>
+      <w:pPr>
+        <w:numPr>
+          <w:ilvl w:val="0"/>
+          <w:numId w:val="4"/>
+        </w:numPr>
+      </w:pPr>
+      <w:r>
+        <w:t>1. Lỗi phân vùng lưu trữ (Lưu ở ổ C:\)</w:t>
+      </w:r>
+    </w:p>
+    <w:p>
+      <w:pPr>
+        <w:numPr>
+          <w:ilvl w:val="0"/>
+          <w:numId w:val="4"/>
+        </w:numPr>
+      </w:pPr>
+      <w:r>
+        <w:t>Lập luận sai: Nam cho rằng lưu ở ổ C:\ sẽ giúp máy tính truy cập nhanh nhất.</w:t>
+      </w:r>
+    </w:p>
+    <w:p>
+      <w:pPr>
+        <w:numPr>
+          <w:ilvl w:val="0"/>
+          <w:numId w:val="4"/>
+        </w:numPr>
+      </w:pPr>
+      <w:r>
+        <w:t>Bản chất kỹ thuật: Tốc độ truy cập phụ thuộc vào phần cứng (SSD hay HDD), không phụ thuộc vào việc tệp nằm ở ổ C:\ hay D:\. Ổ C:\ là phân vùng hệ thống dành riêng cho Hệ điều hành và các phần mềm ứng dụng.</w:t>
+      </w:r>
+    </w:p>
+    <w:p>
+      <w:pPr>
+        <w:numPr>
+          <w:ilvl w:val="0"/>
+          <w:numId w:val="4"/>
+        </w:numPr>
+      </w:pPr>
+      <w:r>
+        <w:t>Hệ quả (Bẫy dữ liệu 1): Khi Windows gặp lỗi nặng (màn hình xanh, lỗi win, nhiễm virus hệ thống) cần cài lại Win và Format ổ C:\, toàn bộ dữ liệu bài tập của Nam trên ổ C:\ sẽ bị xóa sạch hoàn toàn mà không thể phục hồi theo cách thông thường.</w:t>
+      </w:r>
+    </w:p>
+    <w:p>
+      <w:pPr>
+        <w:numPr>
+          <w:ilvl w:val="0"/>
+          <w:numId w:val="4"/>
+        </w:numPr>
+        <w:rPr>
+          <w:b/>
+          <w:bCs/>
+        </w:rPr>
+      </w:pPr>
+      <w:r>
+        <w:rPr>
+          <w:b/>
+          <w:bCs/>
+        </w:rPr>
+        <w:t>2. Lỗi vi phạm vùng an toàn hệ thống (Windows\System32)</w:t>
+      </w:r>
+    </w:p>
+    <w:p>
+      <w:pPr>
+        <w:numPr>
+          <w:ilvl w:val="0"/>
+          <w:numId w:val="4"/>
+        </w:numPr>
+      </w:pPr>
+      <w:r>
+        <w:t>Lập luận sai: Nam nghĩ rằng thư mục System32 giúp hệ điều hành "bảo vệ" file code tối đa.</w:t>
+      </w:r>
+    </w:p>
+    <w:p>
+      <w:pPr>
+        <w:numPr>
+          <w:ilvl w:val="0"/>
+          <w:numId w:val="4"/>
+        </w:numPr>
+      </w:pPr>
+      <w:r>
+        <w:t>Bản chất kỹ thuật: System32 chứa các tệp hệ thống cốt lõi (.dll, .exe, drivers). Windows thiết lập cơ chế phân quyền rất khắt khe (UAC - User Account Control) tại đây.</w:t>
+      </w:r>
+    </w:p>
+    <w:p>
+      <w:pPr>
+        <w:numPr>
+          <w:ilvl w:val="0"/>
+          <w:numId w:val="4"/>
+        </w:numPr>
+      </w:pPr>
+      <w:r>
+        <w:t>Hệ quả:</w:t>
+      </w:r>
+    </w:p>
+    <w:p>
+      <w:pPr>
+        <w:numPr>
+          <w:ilvl w:val="0"/>
+          <w:numId w:val="4"/>
+        </w:numPr>
+      </w:pPr>
+      <w:r>
+        <w:t>Nam sẽ liên tục gặp lỗi Access Denied (Từ chối truy cập) hoặc không thể lưu/sửa tệp nếu không chạy ứng dụng bằng quyền Admin (Run as Administrator).</w:t>
+      </w:r>
+    </w:p>
+    <w:p>
+      <w:pPr>
+        <w:numPr>
+          <w:ilvl w:val="0"/>
+          <w:numId w:val="4"/>
+        </w:numPr>
+      </w:pPr>
+      <w:r>
+        <w:t>Việc tạo, sửa, xóa file trong System32 dễ dẫn đến nguy cơ vô tình can thiệp hoặc xóa nhầm tệp hệ thống, khiến Windows bị lỗi boot.</w:t>
+      </w:r>
+    </w:p>
+    <w:p>
+      <w:pPr>
+        <w:numPr>
+          <w:ilvl w:val="0"/>
+          <w:numId w:val="4"/>
+        </w:numPr>
+        <w:rPr>
+          <w:b/>
+          <w:bCs/>
+        </w:rPr>
+      </w:pPr>
+      <w:r>
+        <w:rPr>
+          <w:b/>
+          <w:bCs/>
+        </w:rPr>
+        <w:t>3. Lỗi đặt tên thư mục vi phạm Naming Convention (Chứa khoảng trắng)</w:t>
+      </w:r>
+    </w:p>
+    <w:p>
+      <w:pPr>
+        <w:numPr>
+          <w:ilvl w:val="0"/>
+          <w:numId w:val="4"/>
+        </w:numPr>
+      </w:pPr>
+      <w:r>
+        <w:t>Lập luận sai: Nam đặt tên thư mục nhap mon CNTT và session 02 có khoảng trắng để dễ đọc.</w:t>
+      </w:r>
+    </w:p>
+    <w:p>
+      <w:pPr>
+        <w:numPr>
+          <w:ilvl w:val="0"/>
+          <w:numId w:val="4"/>
+        </w:numPr>
+      </w:pPr>
+      <w:r>
+        <w:t>Bản chất kỹ thuật: Trình điều khiển dòng lệnh (Terminal/Command Line/Bash) sử dụng khoảng trắng làm ký tự phân cách tham số (argument separator).</w:t>
+      </w:r>
+    </w:p>
+    <w:p>
+      <w:pPr>
+        <w:numPr>
+          <w:ilvl w:val="0"/>
+          <w:numId w:val="4"/>
+        </w:numPr>
+      </w:pPr>
+      <w:r>
+        <w:t>Hệ quả (Bẫy dữ liệu 2): Khi Nam thực thi lệnh trong Terminal:</w:t>
+      </w:r>
+    </w:p>
+    <w:p>
+      <w:pPr>
+        <w:numPr>
+          <w:ilvl w:val="0"/>
+          <w:numId w:val="4"/>
+        </w:numPr>
+      </w:pPr>
+      <w:r>
+        <w:t>Bất tiện khi lập trình: Để Terminal hiểu được đường dẫn có khoảng trắng, Nam luôn phải mất công bọc toàn bộ đường dẫn trong dấu ngoặc kép (vd: cd "nhap mon CNTT"). Điều này gây phiền phức và rất dễ sót ký tự khi viết script tự động.</w:t>
+      </w:r>
+    </w:p>
+    <w:p>
+      <w:pPr>
+        <w:rPr>
+          <w:b/>
+          <w:bCs/>
+        </w:rPr>
+      </w:pPr>
+      <w:r>
+        <w:rPr>
+          <w:b/>
+          <w:bCs/>
+        </w:rPr>
+        <w:t>II. Cấu trúc thư mục chuẩn xác (File Tree)</w:t>
+      </w:r>
+    </w:p>
+    <w:p>
+      <w:pPr>
+        <w:rPr>
+          <w:b/>
+          <w:bCs/>
+        </w:rPr>
+      </w:pPr>
+      <w:r>
+        <w:rPr>
+          <w:b/>
+          <w:bCs/>
+        </w:rPr>
         <w:lastRenderedPageBreak/>
-        <w:t>Bất tiện khi lập trình: Để Terminal hiểu được đường dẫn có khoảng trắng, Nam luôn phải mất công bọc toàn bộ đường dẫn trong dấu ngoặc kép (vd: cd "nhap mon CNTT"). Điều này gây phiền phức và rất dễ sót ký tự khi viết script tự động.</w:t>
-      </w:r>
-    </w:p>
-    <w:p>
-      <w:pPr>
-        <w:rPr>
-          <w:b/>
-          <w:bCs/>
-        </w:rPr>
-      </w:pPr>
-      <w:r>
-        <w:rPr>
-          <w:b/>
-          <w:bCs/>
-        </w:rPr>
-        <w:t>II. Cấu trúc thư mục chuẩn xác (File Tree)</w:t>
-      </w:r>
+        <w:t>Phần 2: Sửa lỗi &amp; Sơ đồ cây thư mục (File Tree) chuẩn</w:t>
+      </w:r>
+    </w:p>
+    <w:p>
+      <w:pPr>
+        <w:rPr>
+          <w:b/>
+          <w:bCs/>
+        </w:rPr>
+      </w:pPr>
+      <w:r>
+        <w:rPr>
+          <w:b/>
+          <w:bCs/>
+        </w:rPr>
+        <w:t>Toàn bộ dữ liệu học tập cần chuyển sang ổ đĩa D:\ (hoặc phân vùng dữ liệu độc lập). Tên thư mục và tệp tuân thủ các quy tắc chuẩn:</w:t>
+      </w:r>
+    </w:p>
+    <w:p>
+      <w:pPr>
+        <w:numPr>
+          <w:ilvl w:val="0"/>
+          <w:numId w:val="8"/>
+        </w:numPr>
+      </w:pPr>
+      <w:r>
+        <w:t>Không chứa khoảng trắng (Dùng gạch dưới _ cho snake_case hoặc gạch nối - cho kebab-case).</w:t>
+      </w:r>
+    </w:p>
+    <w:p>
+      <w:pPr>
+        <w:numPr>
+          <w:ilvl w:val="0"/>
+          <w:numId w:val="8"/>
+        </w:numPr>
+      </w:pPr>
+      <w:r>
+        <w:t>Không dùng tiếng Việt có dấu.</w:t>
+      </w:r>
+    </w:p>
+    <w:p>
+      <w:pPr>
+        <w:numPr>
+          <w:ilvl w:val="0"/>
+          <w:numId w:val="8"/>
+        </w:numPr>
+      </w:pPr>
+      <w:r>
+        <w:t>Chữ thường nhất quán để tránh lỗi trên các hệ điều hành phân biệt chữ hoa/thường (Linux/macOS).</w:t>
+      </w:r>
+    </w:p>
+    <w:p>
+      <w:pPr>
+        <w:rPr>
+          <w:b/>
+          <w:bCs/>
+        </w:rPr>
+      </w:pPr>
     </w:p>
     <w:p>
       <w:pPr>
@@ -311,24 +335,7 @@
         </w:numPr>
       </w:pPr>
       <w:r>
-        <w:rPr>
-          <w:b/>
-          <w:bCs/>
-        </w:rPr>
-        <w:t>Lỗi phân tích cú pháp trong Giao diện dòng lệnh (CLI / Terminal):</w:t>
-      </w:r>
-      <w:r>
-        <w:t xml:space="preserve"> Trong Command Prompt, PowerShell hoặc Terminal của các IDE (như VS Code, PyCharm), </w:t>
-      </w:r>
-      <w:r>
-        <w:rPr>
-          <w:b/>
-          <w:bCs/>
-        </w:rPr>
-        <w:t>khoảng trắng (space)</w:t>
-      </w:r>
-      <w:r>
-        <w:t xml:space="preserve"> được hệ thống quy ước là ký tự phân tách giữa các tham số (Arguments).</w:t>
+        <w:t>Lỗi phân tích cú pháp trong Giao diện dòng lệnh (CLI / Terminal): Trong Command Prompt, PowerShell hoặc Terminal của các IDE (như VS Code, PyCharm), khoảng trắng (space) được hệ thống quy ước là ký tự phân tách giữa các tham số (Arguments).</w:t>
       </w:r>
     </w:p>
     <w:p>
@@ -339,14 +346,368 @@
         </w:numPr>
       </w:pPr>
       <w:r>
-        <w:rPr>
-          <w:b/>
-          <w:bCs/>
-        </w:rPr>
-        <w:t>Kịch bản xảy ra lỗi:</w:t>
-      </w:r>
-      <w:r>
-        <w:t xml:space="preserve"> Khi Nam gõ lệnh chuyển thư mục hoặc chạy file:</w:t>
+        <w:t>Kịch bản xảy ra lỗi: Khi Nam gõ lệnh chuyển thư mục hoặc chạy file:</w:t>
+      </w:r>
+      <w:r>
+        <w:t xml:space="preserve"> D:/hoc_tap/nhap_mon_cntt/session01/lesson01</w:t>
+      </w:r>
+      <w:r>
+        <w:tab/>
+      </w:r>
+    </w:p>
+    <w:p>
+      <w:pPr>
+        <w:spacing w:before="100" w:beforeAutospacing="1" w:after="100" w:afterAutospacing="1" w:line="240" w:lineRule="auto"/>
+        <w:outlineLvl w:val="2"/>
+        <w:rPr>
+          <w:rFonts w:ascii="Times New Roman" w:eastAsia="Times New Roman" w:hAnsi="Times New Roman" w:cs="Times New Roman"/>
+          <w:b/>
+          <w:bCs/>
+          <w:kern w:val="0"/>
+          <w:sz w:val="27"/>
+          <w:szCs w:val="27"/>
+          <w14:ligatures w14:val="none"/>
+        </w:rPr>
+      </w:pPr>
+      <w:r>
+        <w:rPr>
+          <w:rFonts w:ascii="Times New Roman" w:eastAsia="Times New Roman" w:hAnsi="Times New Roman" w:cs="Times New Roman"/>
+          <w:b/>
+          <w:bCs/>
+          <w:kern w:val="0"/>
+          <w:sz w:val="27"/>
+          <w:szCs w:val="27"/>
+          <w14:ligatures w14:val="none"/>
+        </w:rPr>
+        <w:t>Quy tắc Cha - Con &amp; Naming đã áp dụng:</w:t>
+      </w:r>
+    </w:p>
+    <w:p>
+      <w:pPr>
+        <w:numPr>
+          <w:ilvl w:val="0"/>
+          <w:numId w:val="3"/>
+        </w:numPr>
+        <w:spacing w:before="100" w:beforeAutospacing="1" w:after="100" w:afterAutospacing="1" w:line="240" w:lineRule="auto"/>
+        <w:rPr>
+          <w:rFonts w:ascii="Times New Roman" w:eastAsia="Times New Roman" w:hAnsi="Times New Roman" w:cs="Times New Roman"/>
+          <w:kern w:val="0"/>
+          <w14:ligatures w14:val="none"/>
+        </w:rPr>
+      </w:pPr>
+      <w:r>
+        <w:rPr>
+          <w:rFonts w:ascii="Times New Roman" w:eastAsia="Times New Roman" w:hAnsi="Times New Roman" w:cs="Times New Roman"/>
+          <w:b/>
+          <w:bCs/>
+          <w:kern w:val="0"/>
+          <w14:ligatures w14:val="none"/>
+        </w:rPr>
+        <w:t>Ổ đĩa gốc (</w:t>
+      </w:r>
+      <w:r>
+        <w:rPr>
+          <w:rFonts w:ascii="Courier New" w:eastAsia="Times New Roman" w:hAnsi="Courier New" w:cs="Courier New"/>
+          <w:b/>
+          <w:bCs/>
+          <w:kern w:val="0"/>
+          <w:sz w:val="20"/>
+          <w:szCs w:val="20"/>
+          <w14:ligatures w14:val="none"/>
+        </w:rPr>
+        <w:t>D:\</w:t>
+      </w:r>
+      <w:r>
+        <w:rPr>
+          <w:rFonts w:ascii="Times New Roman" w:eastAsia="Times New Roman" w:hAnsi="Times New Roman" w:cs="Times New Roman"/>
+          <w:b/>
+          <w:bCs/>
+          <w:kern w:val="0"/>
+          <w14:ligatures w14:val="none"/>
+        </w:rPr>
+        <w:t>):</w:t>
+      </w:r>
+      <w:r>
+        <w:rPr>
+          <w:rFonts w:ascii="Times New Roman" w:eastAsia="Times New Roman" w:hAnsi="Times New Roman" w:cs="Times New Roman"/>
+          <w:kern w:val="0"/>
+          <w14:ligatures w14:val="none"/>
+        </w:rPr>
+        <w:t xml:space="preserve"> Tách biệt hoàn toàn với hệ điều hành ở ổ </w:t>
+      </w:r>
+      <w:r>
+        <w:rPr>
+          <w:rFonts w:ascii="Courier New" w:eastAsia="Times New Roman" w:hAnsi="Courier New" w:cs="Courier New"/>
+          <w:kern w:val="0"/>
+          <w:sz w:val="20"/>
+          <w:szCs w:val="20"/>
+          <w14:ligatures w14:val="none"/>
+        </w:rPr>
+        <w:t>C:\</w:t>
+      </w:r>
+      <w:r>
+        <w:rPr>
+          <w:rFonts w:ascii="Times New Roman" w:eastAsia="Times New Roman" w:hAnsi="Times New Roman" w:cs="Times New Roman"/>
+          <w:kern w:val="0"/>
+          <w14:ligatures w14:val="none"/>
+        </w:rPr>
+        <w:t>.</w:t>
+      </w:r>
+    </w:p>
+    <w:p>
+      <w:pPr>
+        <w:numPr>
+          <w:ilvl w:val="0"/>
+          <w:numId w:val="3"/>
+        </w:numPr>
+        <w:spacing w:before="100" w:beforeAutospacing="1" w:after="100" w:afterAutospacing="1" w:line="240" w:lineRule="auto"/>
+        <w:rPr>
+          <w:rFonts w:ascii="Times New Roman" w:eastAsia="Times New Roman" w:hAnsi="Times New Roman" w:cs="Times New Roman"/>
+          <w:kern w:val="0"/>
+          <w14:ligatures w14:val="none"/>
+        </w:rPr>
+      </w:pPr>
+      <w:r>
+        <w:rPr>
+          <w:rFonts w:ascii="Times New Roman" w:eastAsia="Times New Roman" w:hAnsi="Times New Roman" w:cs="Times New Roman"/>
+          <w:b/>
+          <w:bCs/>
+          <w:kern w:val="0"/>
+          <w14:ligatures w14:val="none"/>
+        </w:rPr>
+        <w:t xml:space="preserve">Thư mục Cha cấp 1 </w:t>
+      </w:r>
+      <w:r>
+        <w:rPr>
+          <w:rFonts w:ascii="Times New Roman" w:eastAsia="Times New Roman" w:hAnsi="Times New Roman" w:cs="Times New Roman"/>
+          <w:b/>
+          <w:bCs/>
+          <w:kern w:val="0"/>
+          <w14:ligatures w14:val="none"/>
+        </w:rPr>
+        <w:t>( hoc_tap</w:t>
+      </w:r>
+      <w:r>
+        <w:rPr>
+          <w:rFonts w:ascii="Times New Roman" w:eastAsia="Times New Roman" w:hAnsi="Times New Roman" w:cs="Times New Roman"/>
+          <w:kern w:val="0"/>
+          <w14:ligatures w14:val="none"/>
+        </w:rPr>
+        <w:t xml:space="preserve"> </w:t>
+      </w:r>
+      <w:r>
+        <w:rPr>
+          <w:rFonts w:ascii="Times New Roman" w:eastAsia="Times New Roman" w:hAnsi="Times New Roman" w:cs="Times New Roman"/>
+          <w:b/>
+          <w:bCs/>
+          <w:kern w:val="0"/>
+          <w14:ligatures w14:val="none"/>
+        </w:rPr>
+        <w:t>):</w:t>
+      </w:r>
+      <w:r>
+        <w:rPr>
+          <w:rFonts w:ascii="Times New Roman" w:eastAsia="Times New Roman" w:hAnsi="Times New Roman" w:cs="Times New Roman"/>
+          <w:kern w:val="0"/>
+          <w14:ligatures w14:val="none"/>
+        </w:rPr>
+        <w:t xml:space="preserve"> Quản lý chung toàn bộ dữ liệu học tập.</w:t>
+      </w:r>
+    </w:p>
+    <w:p>
+      <w:pPr>
+        <w:numPr>
+          <w:ilvl w:val="0"/>
+          <w:numId w:val="3"/>
+        </w:numPr>
+        <w:spacing w:before="100" w:beforeAutospacing="1" w:after="100" w:afterAutospacing="1" w:line="240" w:lineRule="auto"/>
+        <w:rPr>
+          <w:rFonts w:ascii="Times New Roman" w:eastAsia="Times New Roman" w:hAnsi="Times New Roman" w:cs="Times New Roman"/>
+          <w:kern w:val="0"/>
+          <w14:ligatures w14:val="none"/>
+        </w:rPr>
+      </w:pPr>
+      <w:r>
+        <w:rPr>
+          <w:rFonts w:ascii="Times New Roman" w:eastAsia="Times New Roman" w:hAnsi="Times New Roman" w:cs="Times New Roman"/>
+          <w:b/>
+          <w:bCs/>
+          <w:kern w:val="0"/>
+          <w14:ligatures w14:val="none"/>
+        </w:rPr>
+        <w:t>Thư mục Cha cấp 2</w:t>
+      </w:r>
+      <w:r>
+        <w:rPr>
+          <w:rFonts w:ascii="Times New Roman" w:eastAsia="Times New Roman" w:hAnsi="Times New Roman" w:cs="Times New Roman"/>
+          <w:b/>
+          <w:bCs/>
+          <w:kern w:val="0"/>
+          <w14:ligatures w14:val="none"/>
+        </w:rPr>
+        <w:t xml:space="preserve"> ( nhap_mon_cntt)</w:t>
+      </w:r>
+      <w:r>
+        <w:rPr>
+          <w:rFonts w:ascii="Times New Roman" w:eastAsia="Times New Roman" w:hAnsi="Times New Roman" w:cs="Times New Roman"/>
+          <w:b/>
+          <w:bCs/>
+          <w:kern w:val="0"/>
+          <w14:ligatures w14:val="none"/>
+        </w:rPr>
+        <w:t>:</w:t>
+      </w:r>
+      <w:r>
+        <w:rPr>
+          <w:rFonts w:ascii="Times New Roman" w:eastAsia="Times New Roman" w:hAnsi="Times New Roman" w:cs="Times New Roman"/>
+          <w:kern w:val="0"/>
+          <w14:ligatures w14:val="none"/>
+        </w:rPr>
+        <w:t xml:space="preserve"> Phân loại theo từng môn học cụ thể.</w:t>
+      </w:r>
+    </w:p>
+    <w:p>
+      <w:pPr>
+        <w:numPr>
+          <w:ilvl w:val="0"/>
+          <w:numId w:val="3"/>
+        </w:numPr>
+        <w:spacing w:before="100" w:beforeAutospacing="1" w:after="100" w:afterAutospacing="1" w:line="240" w:lineRule="auto"/>
+        <w:rPr>
+          <w:rFonts w:ascii="Times New Roman" w:eastAsia="Times New Roman" w:hAnsi="Times New Roman" w:cs="Times New Roman"/>
+          <w:kern w:val="0"/>
+          <w14:ligatures w14:val="none"/>
+        </w:rPr>
+      </w:pPr>
+      <w:r>
+        <w:rPr>
+          <w:rFonts w:ascii="Times New Roman" w:eastAsia="Times New Roman" w:hAnsi="Times New Roman" w:cs="Times New Roman"/>
+          <w:b/>
+          <w:bCs/>
+          <w:kern w:val="0"/>
+          <w14:ligatures w14:val="none"/>
+        </w:rPr>
+        <w:t>Thư mục Con cấp 3</w:t>
+      </w:r>
+      <w:r>
+        <w:rPr>
+          <w:rFonts w:ascii="Times New Roman" w:eastAsia="Times New Roman" w:hAnsi="Times New Roman" w:cs="Times New Roman"/>
+          <w:b/>
+          <w:bCs/>
+          <w:kern w:val="0"/>
+          <w14:ligatures w14:val="none"/>
+        </w:rPr>
+        <w:t>(session_02</w:t>
+      </w:r>
+      <w:r>
+        <w:rPr>
+          <w:rFonts w:ascii="Times New Roman" w:eastAsia="Times New Roman" w:hAnsi="Times New Roman" w:cs="Times New Roman"/>
+          <w:b/>
+          <w:bCs/>
+          <w:kern w:val="0"/>
+          <w14:ligatures w14:val="none"/>
+        </w:rPr>
+        <w:t>):</w:t>
+      </w:r>
+      <w:r>
+        <w:rPr>
+          <w:rFonts w:ascii="Times New Roman" w:eastAsia="Times New Roman" w:hAnsi="Times New Roman" w:cs="Times New Roman"/>
+          <w:kern w:val="0"/>
+          <w14:ligatures w14:val="none"/>
+        </w:rPr>
+        <w:t xml:space="preserve"> Phân loại theo buổi học/chủ đề.</w:t>
+      </w:r>
+    </w:p>
+    <w:p>
+      <w:pPr>
+        <w:numPr>
+          <w:ilvl w:val="0"/>
+          <w:numId w:val="3"/>
+        </w:numPr>
+        <w:spacing w:before="100" w:beforeAutospacing="1" w:after="100" w:afterAutospacing="1" w:line="240" w:lineRule="auto"/>
+        <w:rPr>
+          <w:rFonts w:ascii="Times New Roman" w:eastAsia="Times New Roman" w:hAnsi="Times New Roman" w:cs="Times New Roman"/>
+          <w:kern w:val="0"/>
+          <w14:ligatures w14:val="none"/>
+        </w:rPr>
+      </w:pPr>
+      <w:r>
+        <w:rPr>
+          <w:rFonts w:ascii="Times New Roman" w:eastAsia="Times New Roman" w:hAnsi="Times New Roman" w:cs="Times New Roman"/>
+          <w:b/>
+          <w:bCs/>
+          <w:kern w:val="0"/>
+          <w14:ligatures w14:val="none"/>
+        </w:rPr>
+        <w:t>Tệp tin Con</w:t>
+      </w:r>
+      <w:r>
+        <w:rPr>
+          <w:rFonts w:ascii="Times New Roman" w:eastAsia="Times New Roman" w:hAnsi="Times New Roman" w:cs="Times New Roman"/>
+          <w:b/>
+          <w:bCs/>
+          <w:kern w:val="0"/>
+          <w14:ligatures w14:val="none"/>
+        </w:rPr>
+        <w:t xml:space="preserve">( bai_1.py </w:t>
+      </w:r>
+      <w:r>
+        <w:rPr>
+          <w:rFonts w:ascii="Times New Roman" w:eastAsia="Times New Roman" w:hAnsi="Times New Roman" w:cs="Times New Roman"/>
+          <w:b/>
+          <w:bCs/>
+          <w:kern w:val="0"/>
+          <w14:ligatures w14:val="none"/>
+        </w:rPr>
+        <w:t>):</w:t>
+      </w:r>
+      <w:r>
+        <w:rPr>
+          <w:rFonts w:ascii="Times New Roman" w:eastAsia="Times New Roman" w:hAnsi="Times New Roman" w:cs="Times New Roman"/>
+          <w:kern w:val="0"/>
+          <w14:ligatures w14:val="none"/>
+        </w:rPr>
+        <w:t xml:space="preserve"> Đặt tên rõ ràng, gắn đuôi mở rộng </w:t>
+      </w:r>
+      <w:r>
+        <w:rPr>
+          <w:rFonts w:ascii="Courier New" w:eastAsia="Times New Roman" w:hAnsi="Courier New" w:cs="Courier New"/>
+          <w:kern w:val="0"/>
+          <w:sz w:val="20"/>
+          <w:szCs w:val="20"/>
+          <w14:ligatures w14:val="none"/>
+        </w:rPr>
+        <w:t>.py</w:t>
+      </w:r>
+      <w:r>
+        <w:rPr>
+          <w:rFonts w:ascii="Times New Roman" w:eastAsia="Times New Roman" w:hAnsi="Times New Roman" w:cs="Times New Roman"/>
+          <w:kern w:val="0"/>
+          <w14:ligatures w14:val="none"/>
+        </w:rPr>
+        <w:t xml:space="preserve"> tương ứng với ngôn ngữ Python và tuân thủ định dạng</w:t>
+      </w:r>
+      <w:r>
+        <w:rPr>
+          <w:rFonts w:ascii="Times New Roman" w:eastAsia="Times New Roman" w:hAnsi="Times New Roman" w:cs="Times New Roman"/>
+          <w:kern w:val="0"/>
+          <w14:ligatures w14:val="none"/>
+        </w:rPr>
+        <w:t xml:space="preserve"> snake_case</w:t>
+      </w:r>
+    </w:p>
+    <w:p>
+      <w:pPr>
+        <w:numPr>
+          <w:ilvl w:val="0"/>
+          <w:numId w:val="3"/>
+        </w:numPr>
+      </w:pPr>
+      <w:r>
+        <w:tab/>
+      </w:r>
+      <w:r>
+        <w:tab/>
       </w:r>
     </w:p>
     <w:p/>
@@ -363,6 +724,155 @@
 <file path=word/numbering.xml><?xml version="1.0" encoding="utf-8"?>
 <w:numbering xmlns:wpc="http://schemas.microsoft.com/office/word/2010/wordprocessingCanvas" xmlns:cx="http://schemas.microsoft.com/office/drawing/2014/chartex" xmlns:cx1="http://schemas.microsoft.com/office/drawing/2015/9/8/chartex" xmlns:cx2="http://schemas.microsoft.com/office/drawing/2015/10/21/chartex" xmlns:cx3="http://schemas.microsoft.com/office/drawing/2016/5/9/chartex" xmlns:cx4="http://schemas.microsoft.com/office/drawing/2016/5/10/chartex" xmlns:cx5="http://schemas.microsoft.com/office/drawing/2016/5/11/chartex" xmlns:cx6="http://schemas.microsoft.com/office/drawing/2016/5/12/chartex" xmlns:cx7="http://schemas.microsoft.com/office/drawing/2016/5/13/chartex" xmlns:cx8="http://schemas.microsoft.com/office/drawing/2016/5/14/chartex" xmlns:mc="http://schemas.openxmlformats.org/markup-compatibility/2006" xmlns:aink="http://schemas.microsoft.com/office/drawing/2016/ink" xmlns:am3d="http://schemas.microsoft.com/office/drawing/2017/model3d" xmlns:o="urn:schemas-microsoft-com:office:office" xmlns:oel="http://schemas.microsoft.com/office/2019/extlst" xmlns:r="http://schemas.openxmlformats.org/officeDocument/2006/relationships" xmlns:m="http://schemas.openxmlformats.org/officeDocument/2006/math" xmlns:v="urn:schemas-microsoft-com:vml" xmlns:wp14="http://schemas.microsoft.com/office/word/2010/wordprocessingDrawing" xmlns:wp="http://schemas.openxmlformats.org/drawingml/2006/wordprocessingDrawing" xmlns:w10="urn:schemas-microsoft-com:office:word" xmlns:w="http://schemas.openxmlformats.org/wordprocessingml/2006/main" xmlns:w14="http://schemas.microsoft.com/office/word/2010/wordml" xmlns:w15="http://schemas.microsoft.com/office/word/2012/wordml" xmlns:w16cex="http://schemas.microsoft.com/office/word/2018/wordml/cex" xmlns:w16cid="http://schemas.microsoft.com/office/word/2016/wordml/cid" xmlns:w16="http://schemas.microsoft.com/office/word/2018/wordml" xmlns:w16du="http://schemas.microsoft.com/office/word/2023/wordml/word16du" xmlns:w16sdtdh="http://schemas.microsoft.com/office/word/2020/wordml/sdtdatahash" xmlns:w16sdtfl="http://schemas.microsoft.com/office/word/2024/wordml/sdtformatlock" xmlns:w16se="http://schemas.microsoft.com/office/word/2015/wordml/symex" xmlns:wpg="http://schemas.microsoft.com/office/word/2010/wordprocessingGroup" xmlns:wpi="http://schemas.microsoft.com/office/word/2010/wordprocessingInk" xmlns:wne="http://schemas.microsoft.com/office/word/2006/wordml" xmlns:wps="http://schemas.microsoft.com/office/word/2010/wordprocessingShape" mc:Ignorable="w14 w15 w16se w16cid w16 w16cex w16sdtdh w16sdtfl w16du wp14">
   <w:abstractNum w:abstractNumId="0" w15:restartNumberingAfterBreak="0">
+    <w:nsid w:val="083F782A"/>
+    <w:multiLevelType w:val="multilevel"/>
+    <w:tmpl w:val="5E4C20A4"/>
+    <w:lvl w:ilvl="0">
+      <w:start w:val="1"/>
+      <w:numFmt w:val="bullet"/>
+      <w:lvlText w:val=""/>
+      <w:lvlJc w:val="left"/>
+      <w:pPr>
+        <w:tabs>
+          <w:tab w:val="num" w:pos="720"/>
+        </w:tabs>
+        <w:ind w:left="720" w:hanging="360"/>
+      </w:pPr>
+      <w:rPr>
+        <w:rFonts w:ascii="Symbol" w:hAnsi="Symbol" w:hint="default"/>
+        <w:sz w:val="20"/>
+      </w:rPr>
+    </w:lvl>
+    <w:lvl w:ilvl="1" w:tentative="1">
+      <w:start w:val="1"/>
+      <w:numFmt w:val="bullet"/>
+      <w:lvlText w:val="o"/>
+      <w:lvlJc w:val="left"/>
+      <w:pPr>
+        <w:tabs>
+          <w:tab w:val="num" w:pos="1440"/>
+        </w:tabs>
+        <w:ind w:left="1440" w:hanging="360"/>
+      </w:pPr>
+      <w:rPr>
+        <w:rFonts w:ascii="Courier New" w:hAnsi="Courier New" w:hint="default"/>
+        <w:sz w:val="20"/>
+      </w:rPr>
+    </w:lvl>
+    <w:lvl w:ilvl="2" w:tentative="1">
+      <w:start w:val="1"/>
+      <w:numFmt w:val="bullet"/>
+      <w:lvlText w:val=""/>
+      <w:lvlJc w:val="left"/>
+      <w:pPr>
+        <w:tabs>
+          <w:tab w:val="num" w:pos="2160"/>
+        </w:tabs>
+        <w:ind w:left="2160" w:hanging="360"/>
+      </w:pPr>
+      <w:rPr>
+        <w:rFonts w:ascii="Wingdings" w:hAnsi="Wingdings" w:hint="default"/>
+        <w:sz w:val="20"/>
+      </w:rPr>
+    </w:lvl>
+    <w:lvl w:ilvl="3" w:tentative="1">
+      <w:start w:val="1"/>
+      <w:numFmt w:val="bullet"/>
+      <w:lvlText w:val=""/>
+      <w:lvlJc w:val="left"/>
+      <w:pPr>
+        <w:tabs>
+          <w:tab w:val="num" w:pos="2880"/>
+        </w:tabs>
+        <w:ind w:left="2880" w:hanging="360"/>
+      </w:pPr>
+      <w:rPr>
+        <w:rFonts w:ascii="Wingdings" w:hAnsi="Wingdings" w:hint="default"/>
+        <w:sz w:val="20"/>
+      </w:rPr>
+    </w:lvl>
+    <w:lvl w:ilvl="4" w:tentative="1">
+      <w:start w:val="1"/>
+      <w:numFmt w:val="bullet"/>
+      <w:lvlText w:val=""/>
+      <w:lvlJc w:val="left"/>
+      <w:pPr>
+        <w:tabs>
+          <w:tab w:val="num" w:pos="3600"/>
+        </w:tabs>
+        <w:ind w:left="3600" w:hanging="360"/>
+      </w:pPr>
+      <w:rPr>
+        <w:rFonts w:ascii="Wingdings" w:hAnsi="Wingdings" w:hint="default"/>
+        <w:sz w:val="20"/>
+      </w:rPr>
+    </w:lvl>
+    <w:lvl w:ilvl="5" w:tentative="1">
+      <w:start w:val="1"/>
+      <w:numFmt w:val="bullet"/>
+      <w:lvlText w:val=""/>
+      <w:lvlJc w:val="left"/>
+      <w:pPr>
+        <w:tabs>
+          <w:tab w:val="num" w:pos="4320"/>
+        </w:tabs>
+        <w:ind w:left="4320" w:hanging="360"/>
+      </w:pPr>
+      <w:rPr>
+        <w:rFonts w:ascii="Wingdings" w:hAnsi="Wingdings" w:hint="default"/>
+        <w:sz w:val="20"/>
+      </w:rPr>
+    </w:lvl>
+    <w:lvl w:ilvl="6" w:tentative="1">
+      <w:start w:val="1"/>
+      <w:numFmt w:val="bullet"/>
+      <w:lvlText w:val=""/>
+      <w:lvlJc w:val="left"/>
+      <w:pPr>
+        <w:tabs>
+          <w:tab w:val="num" w:pos="5040"/>
+        </w:tabs>
+        <w:ind w:left="5040" w:hanging="360"/>
+      </w:pPr>
+      <w:rPr>
+        <w:rFonts w:ascii="Wingdings" w:hAnsi="Wingdings" w:hint="default"/>
+        <w:sz w:val="20"/>
+      </w:rPr>
+    </w:lvl>
+    <w:lvl w:ilvl="7" w:tentative="1">
+      <w:start w:val="1"/>
+      <w:numFmt w:val="bullet"/>
+      <w:lvlText w:val=""/>
+      <w:lvlJc w:val="left"/>
+      <w:pPr>
+        <w:tabs>
+          <w:tab w:val="num" w:pos="5760"/>
+        </w:tabs>
+        <w:ind w:left="5760" w:hanging="360"/>
+      </w:pPr>
+      <w:rPr>
+        <w:rFonts w:ascii="Wingdings" w:hAnsi="Wingdings" w:hint="default"/>
+        <w:sz w:val="20"/>
+      </w:rPr>
+    </w:lvl>
+    <w:lvl w:ilvl="8" w:tentative="1">
+      <w:start w:val="1"/>
+      <w:numFmt w:val="bullet"/>
+      <w:lvlText w:val=""/>
+      <w:lvlJc w:val="left"/>
+      <w:pPr>
+        <w:tabs>
+          <w:tab w:val="num" w:pos="6480"/>
+        </w:tabs>
+        <w:ind w:left="6480" w:hanging="360"/>
+      </w:pPr>
+      <w:rPr>
+        <w:rFonts w:ascii="Wingdings" w:hAnsi="Wingdings" w:hint="default"/>
+        <w:sz w:val="20"/>
+      </w:rPr>
+    </w:lvl>
+  </w:abstractNum>
+  <w:abstractNum w:abstractNumId="1" w15:restartNumberingAfterBreak="0">
     <w:nsid w:val="0EDA6523"/>
     <w:multiLevelType w:val="multilevel"/>
     <w:tmpl w:val="647A21C0"/>
@@ -511,7 +1021,7 @@
       </w:rPr>
     </w:lvl>
   </w:abstractNum>
-  <w:abstractNum w:abstractNumId="1" w15:restartNumberingAfterBreak="0">
+  <w:abstractNum w:abstractNumId="2" w15:restartNumberingAfterBreak="0">
     <w:nsid w:val="216D17C2"/>
     <w:multiLevelType w:val="multilevel"/>
     <w:tmpl w:val="30BC05DA"/>
@@ -660,7 +1170,7 @@
       </w:rPr>
     </w:lvl>
   </w:abstractNum>
-  <w:abstractNum w:abstractNumId="2" w15:restartNumberingAfterBreak="0">
+  <w:abstractNum w:abstractNumId="3" w15:restartNumberingAfterBreak="0">
     <w:nsid w:val="2E6B7648"/>
     <w:multiLevelType w:val="multilevel"/>
     <w:tmpl w:val="15EA0778"/>
@@ -809,7 +1319,269 @@
       </w:rPr>
     </w:lvl>
   </w:abstractNum>
-  <w:abstractNum w:abstractNumId="3" w15:restartNumberingAfterBreak="0">
+  <w:abstractNum w:abstractNumId="4" w15:restartNumberingAfterBreak="0">
+    <w:nsid w:val="46881217"/>
+    <w:multiLevelType w:val="multilevel"/>
+    <w:tmpl w:val="58FE7EDA"/>
+    <w:lvl w:ilvl="0">
+      <w:start w:val="1"/>
+      <w:numFmt w:val="bullet"/>
+      <w:lvlText w:val=""/>
+      <w:lvlJc w:val="left"/>
+      <w:pPr>
+        <w:tabs>
+          <w:tab w:val="num" w:pos="720"/>
+        </w:tabs>
+        <w:ind w:left="720" w:hanging="360"/>
+      </w:pPr>
+      <w:rPr>
+        <w:rFonts w:ascii="Symbol" w:hAnsi="Symbol" w:hint="default"/>
+        <w:sz w:val="20"/>
+      </w:rPr>
+    </w:lvl>
+    <w:lvl w:ilvl="1" w:tentative="1">
+      <w:start w:val="1"/>
+      <w:numFmt w:val="bullet"/>
+      <w:lvlText w:val="o"/>
+      <w:lvlJc w:val="left"/>
+      <w:pPr>
+        <w:tabs>
+          <w:tab w:val="num" w:pos="1440"/>
+        </w:tabs>
+        <w:ind w:left="1440" w:hanging="360"/>
+      </w:pPr>
+      <w:rPr>
+        <w:rFonts w:ascii="Courier New" w:hAnsi="Courier New" w:hint="default"/>
+        <w:sz w:val="20"/>
+      </w:rPr>
+    </w:lvl>
+    <w:lvl w:ilvl="2" w:tentative="1">
+      <w:start w:val="1"/>
+      <w:numFmt w:val="bullet"/>
+      <w:lvlText w:val=""/>
+      <w:lvlJc w:val="left"/>
+      <w:pPr>
+        <w:tabs>
+          <w:tab w:val="num" w:pos="2160"/>
+        </w:tabs>
+        <w:ind w:left="2160" w:hanging="360"/>
+      </w:pPr>
+      <w:rPr>
+        <w:rFonts w:ascii="Wingdings" w:hAnsi="Wingdings" w:hint="default"/>
+        <w:sz w:val="20"/>
+      </w:rPr>
+    </w:lvl>
+    <w:lvl w:ilvl="3" w:tentative="1">
+      <w:start w:val="1"/>
+      <w:numFmt w:val="bullet"/>
+      <w:lvlText w:val=""/>
+      <w:lvlJc w:val="left"/>
+      <w:pPr>
+        <w:tabs>
+          <w:tab w:val="num" w:pos="2880"/>
+        </w:tabs>
+        <w:ind w:left="2880" w:hanging="360"/>
+      </w:pPr>
+      <w:rPr>
+        <w:rFonts w:ascii="Wingdings" w:hAnsi="Wingdings" w:hint="default"/>
+        <w:sz w:val="20"/>
+      </w:rPr>
+    </w:lvl>
+    <w:lvl w:ilvl="4" w:tentative="1">
+      <w:start w:val="1"/>
+      <w:numFmt w:val="bullet"/>
+      <w:lvlText w:val=""/>
+      <w:lvlJc w:val="left"/>
+      <w:pPr>
+        <w:tabs>
+          <w:tab w:val="num" w:pos="3600"/>
+        </w:tabs>
+        <w:ind w:left="3600" w:hanging="360"/>
+      </w:pPr>
+      <w:rPr>
+        <w:rFonts w:ascii="Wingdings" w:hAnsi="Wingdings" w:hint="default"/>
+        <w:sz w:val="20"/>
+      </w:rPr>
+    </w:lvl>
+    <w:lvl w:ilvl="5" w:tentative="1">
+      <w:start w:val="1"/>
+      <w:numFmt w:val="bullet"/>
+      <w:lvlText w:val=""/>
+      <w:lvlJc w:val="left"/>
+      <w:pPr>
+        <w:tabs>
+          <w:tab w:val="num" w:pos="4320"/>
+        </w:tabs>
+        <w:ind w:left="4320" w:hanging="360"/>
+      </w:pPr>
+      <w:rPr>
+        <w:rFonts w:ascii="Wingdings" w:hAnsi="Wingdings" w:hint="default"/>
+        <w:sz w:val="20"/>
+      </w:rPr>
+    </w:lvl>
+    <w:lvl w:ilvl="6" w:tentative="1">
+      <w:start w:val="1"/>
+      <w:numFmt w:val="bullet"/>
+      <w:lvlText w:val=""/>
+      <w:lvlJc w:val="left"/>
+      <w:pPr>
+        <w:tabs>
+          <w:tab w:val="num" w:pos="5040"/>
+        </w:tabs>
+        <w:ind w:left="5040" w:hanging="360"/>
+      </w:pPr>
+      <w:rPr>
+        <w:rFonts w:ascii="Wingdings" w:hAnsi="Wingdings" w:hint="default"/>
+        <w:sz w:val="20"/>
+      </w:rPr>
+    </w:lvl>
+    <w:lvl w:ilvl="7" w:tentative="1">
+      <w:start w:val="1"/>
+      <w:numFmt w:val="bullet"/>
+      <w:lvlText w:val=""/>
+      <w:lvlJc w:val="left"/>
+      <w:pPr>
+        <w:tabs>
+          <w:tab w:val="num" w:pos="5760"/>
+        </w:tabs>
+        <w:ind w:left="5760" w:hanging="360"/>
+      </w:pPr>
+      <w:rPr>
+        <w:rFonts w:ascii="Wingdings" w:hAnsi="Wingdings" w:hint="default"/>
+        <w:sz w:val="20"/>
+      </w:rPr>
+    </w:lvl>
+    <w:lvl w:ilvl="8" w:tentative="1">
+      <w:start w:val="1"/>
+      <w:numFmt w:val="bullet"/>
+      <w:lvlText w:val=""/>
+      <w:lvlJc w:val="left"/>
+      <w:pPr>
+        <w:tabs>
+          <w:tab w:val="num" w:pos="6480"/>
+        </w:tabs>
+        <w:ind w:left="6480" w:hanging="360"/>
+      </w:pPr>
+      <w:rPr>
+        <w:rFonts w:ascii="Wingdings" w:hAnsi="Wingdings" w:hint="default"/>
+        <w:sz w:val="20"/>
+      </w:rPr>
+    </w:lvl>
+  </w:abstractNum>
+  <w:abstractNum w:abstractNumId="5" w15:restartNumberingAfterBreak="0">
+    <w:nsid w:val="482F6913"/>
+    <w:multiLevelType w:val="multilevel"/>
+    <w:tmpl w:val="B1D0ECB2"/>
+    <w:lvl w:ilvl="0">
+      <w:start w:val="1"/>
+      <w:numFmt w:val="decimal"/>
+      <w:lvlText w:val="%1."/>
+      <w:lvlJc w:val="left"/>
+      <w:pPr>
+        <w:tabs>
+          <w:tab w:val="num" w:pos="720"/>
+        </w:tabs>
+        <w:ind w:left="720" w:hanging="360"/>
+      </w:pPr>
+    </w:lvl>
+    <w:lvl w:ilvl="1" w:tentative="1">
+      <w:start w:val="1"/>
+      <w:numFmt w:val="decimal"/>
+      <w:lvlText w:val="%2."/>
+      <w:lvlJc w:val="left"/>
+      <w:pPr>
+        <w:tabs>
+          <w:tab w:val="num" w:pos="1440"/>
+        </w:tabs>
+        <w:ind w:left="1440" w:hanging="360"/>
+      </w:pPr>
+    </w:lvl>
+    <w:lvl w:ilvl="2" w:tentative="1">
+      <w:start w:val="1"/>
+      <w:numFmt w:val="decimal"/>
+      <w:lvlText w:val="%3."/>
+      <w:lvlJc w:val="left"/>
+      <w:pPr>
+        <w:tabs>
+          <w:tab w:val="num" w:pos="2160"/>
+        </w:tabs>
+        <w:ind w:left="2160" w:hanging="360"/>
+      </w:pPr>
+    </w:lvl>
+    <w:lvl w:ilvl="3" w:tentative="1">
+      <w:start w:val="1"/>
+      <w:numFmt w:val="decimal"/>
+      <w:lvlText w:val="%4."/>
+      <w:lvlJc w:val="left"/>
+      <w:pPr>
+        <w:tabs>
+          <w:tab w:val="num" w:pos="2880"/>
+        </w:tabs>
+        <w:ind w:left="2880" w:hanging="360"/>
+      </w:pPr>
+    </w:lvl>
+    <w:lvl w:ilvl="4" w:tentative="1">
+      <w:start w:val="1"/>
+      <w:numFmt w:val="decimal"/>
+      <w:lvlText w:val="%5."/>
+      <w:lvlJc w:val="left"/>
+      <w:pPr>
+        <w:tabs>
+          <w:tab w:val="num" w:pos="3600"/>
+        </w:tabs>
+        <w:ind w:left="3600" w:hanging="360"/>
+      </w:pPr>
+    </w:lvl>
+    <w:lvl w:ilvl="5" w:tentative="1">
+      <w:start w:val="1"/>
+      <w:numFmt w:val="decimal"/>
+      <w:lvlText w:val="%6."/>
+      <w:lvlJc w:val="left"/>
+      <w:pPr>
+        <w:tabs>
+          <w:tab w:val="num" w:pos="4320"/>
+        </w:tabs>
+        <w:ind w:left="4320" w:hanging="360"/>
+      </w:pPr>
+    </w:lvl>
+    <w:lvl w:ilvl="6" w:tentative="1">
+      <w:start w:val="1"/>
+      <w:numFmt w:val="decimal"/>
+      <w:lvlText w:val="%7."/>
+      <w:lvlJc w:val="left"/>
+      <w:pPr>
+        <w:tabs>
+          <w:tab w:val="num" w:pos="5040"/>
+        </w:tabs>
+        <w:ind w:left="5040" w:hanging="360"/>
+      </w:pPr>
+    </w:lvl>
+    <w:lvl w:ilvl="7" w:tentative="1">
+      <w:start w:val="1"/>
+      <w:numFmt w:val="decimal"/>
+      <w:lvlText w:val="%8."/>
+      <w:lvlJc w:val="left"/>
+      <w:pPr>
+        <w:tabs>
+          <w:tab w:val="num" w:pos="5760"/>
+        </w:tabs>
+        <w:ind w:left="5760" w:hanging="360"/>
+      </w:pPr>
+    </w:lvl>
+    <w:lvl w:ilvl="8" w:tentative="1">
+      <w:start w:val="1"/>
+      <w:numFmt w:val="decimal"/>
+      <w:lvlText w:val="%9."/>
+      <w:lvlJc w:val="left"/>
+      <w:pPr>
+        <w:tabs>
+          <w:tab w:val="num" w:pos="6480"/>
+        </w:tabs>
+        <w:ind w:left="6480" w:hanging="360"/>
+      </w:pPr>
+    </w:lvl>
+  </w:abstractNum>
+  <w:abstractNum w:abstractNumId="6" w15:restartNumberingAfterBreak="0">
     <w:nsid w:val="4D84163C"/>
     <w:multiLevelType w:val="multilevel"/>
     <w:tmpl w:val="5DDE7314"/>
@@ -958,17 +1730,330 @@
       </w:rPr>
     </w:lvl>
   </w:abstractNum>
+  <w:abstractNum w:abstractNumId="7" w15:restartNumberingAfterBreak="0">
+    <w:nsid w:val="612C2BE5"/>
+    <w:multiLevelType w:val="multilevel"/>
+    <w:tmpl w:val="5802A9BE"/>
+    <w:lvl w:ilvl="0">
+      <w:start w:val="1"/>
+      <w:numFmt w:val="bullet"/>
+      <w:lvlText w:val=""/>
+      <w:lvlJc w:val="left"/>
+      <w:pPr>
+        <w:tabs>
+          <w:tab w:val="num" w:pos="720"/>
+        </w:tabs>
+        <w:ind w:left="720" w:hanging="360"/>
+      </w:pPr>
+      <w:rPr>
+        <w:rFonts w:ascii="Symbol" w:hAnsi="Symbol" w:hint="default"/>
+        <w:sz w:val="20"/>
+      </w:rPr>
+    </w:lvl>
+    <w:lvl w:ilvl="1" w:tentative="1">
+      <w:start w:val="1"/>
+      <w:numFmt w:val="bullet"/>
+      <w:lvlText w:val="o"/>
+      <w:lvlJc w:val="left"/>
+      <w:pPr>
+        <w:tabs>
+          <w:tab w:val="num" w:pos="1440"/>
+        </w:tabs>
+        <w:ind w:left="1440" w:hanging="360"/>
+      </w:pPr>
+      <w:rPr>
+        <w:rFonts w:ascii="Courier New" w:hAnsi="Courier New" w:hint="default"/>
+        <w:sz w:val="20"/>
+      </w:rPr>
+    </w:lvl>
+    <w:lvl w:ilvl="2" w:tentative="1">
+      <w:start w:val="1"/>
+      <w:numFmt w:val="bullet"/>
+      <w:lvlText w:val=""/>
+      <w:lvlJc w:val="left"/>
+      <w:pPr>
+        <w:tabs>
+          <w:tab w:val="num" w:pos="2160"/>
+        </w:tabs>
+        <w:ind w:left="2160" w:hanging="360"/>
+      </w:pPr>
+      <w:rPr>
+        <w:rFonts w:ascii="Wingdings" w:hAnsi="Wingdings" w:hint="default"/>
+        <w:sz w:val="20"/>
+      </w:rPr>
+    </w:lvl>
+    <w:lvl w:ilvl="3" w:tentative="1">
+      <w:start w:val="1"/>
+      <w:numFmt w:val="bullet"/>
+      <w:lvlText w:val=""/>
+      <w:lvlJc w:val="left"/>
+      <w:pPr>
+        <w:tabs>
+          <w:tab w:val="num" w:pos="2880"/>
+        </w:tabs>
+        <w:ind w:left="2880" w:hanging="360"/>
+      </w:pPr>
+      <w:rPr>
+        <w:rFonts w:ascii="Wingdings" w:hAnsi="Wingdings" w:hint="default"/>
+        <w:sz w:val="20"/>
+      </w:rPr>
+    </w:lvl>
+    <w:lvl w:ilvl="4" w:tentative="1">
+      <w:start w:val="1"/>
+      <w:numFmt w:val="bullet"/>
+      <w:lvlText w:val=""/>
+      <w:lvlJc w:val="left"/>
+      <w:pPr>
+        <w:tabs>
+          <w:tab w:val="num" w:pos="3600"/>
+        </w:tabs>
+        <w:ind w:left="3600" w:hanging="360"/>
+      </w:pPr>
+      <w:rPr>
+        <w:rFonts w:ascii="Wingdings" w:hAnsi="Wingdings" w:hint="default"/>
+        <w:sz w:val="20"/>
+      </w:rPr>
+    </w:lvl>
+    <w:lvl w:ilvl="5" w:tentative="1">
+      <w:start w:val="1"/>
+      <w:numFmt w:val="bullet"/>
+      <w:lvlText w:val=""/>
+      <w:lvlJc w:val="left"/>
+      <w:pPr>
+        <w:tabs>
+          <w:tab w:val="num" w:pos="4320"/>
+        </w:tabs>
+        <w:ind w:left="4320" w:hanging="360"/>
+      </w:pPr>
+      <w:rPr>
+        <w:rFonts w:ascii="Wingdings" w:hAnsi="Wingdings" w:hint="default"/>
+        <w:sz w:val="20"/>
+      </w:rPr>
+    </w:lvl>
+    <w:lvl w:ilvl="6" w:tentative="1">
+      <w:start w:val="1"/>
+      <w:numFmt w:val="bullet"/>
+      <w:lvlText w:val=""/>
+      <w:lvlJc w:val="left"/>
+      <w:pPr>
+        <w:tabs>
+          <w:tab w:val="num" w:pos="5040"/>
+        </w:tabs>
+        <w:ind w:left="5040" w:hanging="360"/>
+      </w:pPr>
+      <w:rPr>
+        <w:rFonts w:ascii="Wingdings" w:hAnsi="Wingdings" w:hint="default"/>
+        <w:sz w:val="20"/>
+      </w:rPr>
+    </w:lvl>
+    <w:lvl w:ilvl="7" w:tentative="1">
+      <w:start w:val="1"/>
+      <w:numFmt w:val="bullet"/>
+      <w:lvlText w:val=""/>
+      <w:lvlJc w:val="left"/>
+      <w:pPr>
+        <w:tabs>
+          <w:tab w:val="num" w:pos="5760"/>
+        </w:tabs>
+        <w:ind w:left="5760" w:hanging="360"/>
+      </w:pPr>
+      <w:rPr>
+        <w:rFonts w:ascii="Wingdings" w:hAnsi="Wingdings" w:hint="default"/>
+        <w:sz w:val="20"/>
+      </w:rPr>
+    </w:lvl>
+    <w:lvl w:ilvl="8" w:tentative="1">
+      <w:start w:val="1"/>
+      <w:numFmt w:val="bullet"/>
+      <w:lvlText w:val=""/>
+      <w:lvlJc w:val="left"/>
+      <w:pPr>
+        <w:tabs>
+          <w:tab w:val="num" w:pos="6480"/>
+        </w:tabs>
+        <w:ind w:left="6480" w:hanging="360"/>
+      </w:pPr>
+      <w:rPr>
+        <w:rFonts w:ascii="Wingdings" w:hAnsi="Wingdings" w:hint="default"/>
+        <w:sz w:val="20"/>
+      </w:rPr>
+    </w:lvl>
+  </w:abstractNum>
+  <w:abstractNum w:abstractNumId="8" w15:restartNumberingAfterBreak="0">
+    <w:nsid w:val="63CA127B"/>
+    <w:multiLevelType w:val="multilevel"/>
+    <w:tmpl w:val="360854E0"/>
+    <w:lvl w:ilvl="0">
+      <w:start w:val="1"/>
+      <w:numFmt w:val="bullet"/>
+      <w:lvlText w:val=""/>
+      <w:lvlJc w:val="left"/>
+      <w:pPr>
+        <w:tabs>
+          <w:tab w:val="num" w:pos="720"/>
+        </w:tabs>
+        <w:ind w:left="720" w:hanging="360"/>
+      </w:pPr>
+      <w:rPr>
+        <w:rFonts w:ascii="Symbol" w:hAnsi="Symbol" w:hint="default"/>
+        <w:sz w:val="20"/>
+      </w:rPr>
+    </w:lvl>
+    <w:lvl w:ilvl="1">
+      <w:start w:val="1"/>
+      <w:numFmt w:val="bullet"/>
+      <w:lvlText w:val="o"/>
+      <w:lvlJc w:val="left"/>
+      <w:pPr>
+        <w:tabs>
+          <w:tab w:val="num" w:pos="1440"/>
+        </w:tabs>
+        <w:ind w:left="1440" w:hanging="360"/>
+      </w:pPr>
+      <w:rPr>
+        <w:rFonts w:ascii="Courier New" w:hAnsi="Courier New" w:hint="default"/>
+        <w:sz w:val="20"/>
+      </w:rPr>
+    </w:lvl>
+    <w:lvl w:ilvl="2" w:tentative="1">
+      <w:start w:val="1"/>
+      <w:numFmt w:val="bullet"/>
+      <w:lvlText w:val=""/>
+      <w:lvlJc w:val="left"/>
+      <w:pPr>
+        <w:tabs>
+          <w:tab w:val="num" w:pos="2160"/>
+        </w:tabs>
+        <w:ind w:left="2160" w:hanging="360"/>
+      </w:pPr>
+      <w:rPr>
+        <w:rFonts w:ascii="Wingdings" w:hAnsi="Wingdings" w:hint="default"/>
+        <w:sz w:val="20"/>
+      </w:rPr>
+    </w:lvl>
+    <w:lvl w:ilvl="3" w:tentative="1">
+      <w:start w:val="1"/>
+      <w:numFmt w:val="bullet"/>
+      <w:lvlText w:val=""/>
+      <w:lvlJc w:val="left"/>
+      <w:pPr>
+        <w:tabs>
+          <w:tab w:val="num" w:pos="2880"/>
+        </w:tabs>
+        <w:ind w:left="2880" w:hanging="360"/>
+      </w:pPr>
+      <w:rPr>
+        <w:rFonts w:ascii="Wingdings" w:hAnsi="Wingdings" w:hint="default"/>
+        <w:sz w:val="20"/>
+      </w:rPr>
+    </w:lvl>
+    <w:lvl w:ilvl="4" w:tentative="1">
+      <w:start w:val="1"/>
+      <w:numFmt w:val="bullet"/>
+      <w:lvlText w:val=""/>
+      <w:lvlJc w:val="left"/>
+      <w:pPr>
+        <w:tabs>
+          <w:tab w:val="num" w:pos="3600"/>
+        </w:tabs>
+        <w:ind w:left="3600" w:hanging="360"/>
+      </w:pPr>
+      <w:rPr>
+        <w:rFonts w:ascii="Wingdings" w:hAnsi="Wingdings" w:hint="default"/>
+        <w:sz w:val="20"/>
+      </w:rPr>
+    </w:lvl>
+    <w:lvl w:ilvl="5" w:tentative="1">
+      <w:start w:val="1"/>
+      <w:numFmt w:val="bullet"/>
+      <w:lvlText w:val=""/>
+      <w:lvlJc w:val="left"/>
+      <w:pPr>
+        <w:tabs>
+          <w:tab w:val="num" w:pos="4320"/>
+        </w:tabs>
+        <w:ind w:left="4320" w:hanging="360"/>
+      </w:pPr>
+      <w:rPr>
+        <w:rFonts w:ascii="Wingdings" w:hAnsi="Wingdings" w:hint="default"/>
+        <w:sz w:val="20"/>
+      </w:rPr>
+    </w:lvl>
+    <w:lvl w:ilvl="6" w:tentative="1">
+      <w:start w:val="1"/>
+      <w:numFmt w:val="bullet"/>
+      <w:lvlText w:val=""/>
+      <w:lvlJc w:val="left"/>
+      <w:pPr>
+        <w:tabs>
+          <w:tab w:val="num" w:pos="5040"/>
+        </w:tabs>
+        <w:ind w:left="5040" w:hanging="360"/>
+      </w:pPr>
+      <w:rPr>
+        <w:rFonts w:ascii="Wingdings" w:hAnsi="Wingdings" w:hint="default"/>
+        <w:sz w:val="20"/>
+      </w:rPr>
+    </w:lvl>
+    <w:lvl w:ilvl="7" w:tentative="1">
+      <w:start w:val="1"/>
+      <w:numFmt w:val="bullet"/>
+      <w:lvlText w:val=""/>
+      <w:lvlJc w:val="left"/>
+      <w:pPr>
+        <w:tabs>
+          <w:tab w:val="num" w:pos="5760"/>
+        </w:tabs>
+        <w:ind w:left="5760" w:hanging="360"/>
+      </w:pPr>
+      <w:rPr>
+        <w:rFonts w:ascii="Wingdings" w:hAnsi="Wingdings" w:hint="default"/>
+        <w:sz w:val="20"/>
+      </w:rPr>
+    </w:lvl>
+    <w:lvl w:ilvl="8" w:tentative="1">
+      <w:start w:val="1"/>
+      <w:numFmt w:val="bullet"/>
+      <w:lvlText w:val=""/>
+      <w:lvlJc w:val="left"/>
+      <w:pPr>
+        <w:tabs>
+          <w:tab w:val="num" w:pos="6480"/>
+        </w:tabs>
+        <w:ind w:left="6480" w:hanging="360"/>
+      </w:pPr>
+      <w:rPr>
+        <w:rFonts w:ascii="Wingdings" w:hAnsi="Wingdings" w:hint="default"/>
+        <w:sz w:val="20"/>
+      </w:rPr>
+    </w:lvl>
+  </w:abstractNum>
   <w:num w:numId="1" w16cid:durableId="732775205">
+    <w:abstractNumId w:val="6"/>
+  </w:num>
+  <w:num w:numId="2" w16cid:durableId="1711807019">
     <w:abstractNumId w:val="3"/>
   </w:num>
-  <w:num w:numId="2" w16cid:durableId="1711807019">
+  <w:num w:numId="3" w16cid:durableId="1604612483">
     <w:abstractNumId w:val="2"/>
   </w:num>
-  <w:num w:numId="3" w16cid:durableId="1604612483">
+  <w:num w:numId="4" w16cid:durableId="315257618">
     <w:abstractNumId w:val="1"/>
   </w:num>
-  <w:num w:numId="4" w16cid:durableId="315257618">
+  <w:num w:numId="5" w16cid:durableId="1059938973">
+    <w:abstractNumId w:val="7"/>
+  </w:num>
+  <w:num w:numId="6" w16cid:durableId="1023019977">
+    <w:abstractNumId w:val="8"/>
+  </w:num>
+  <w:num w:numId="7" w16cid:durableId="1894808819">
+    <w:abstractNumId w:val="4"/>
+  </w:num>
+  <w:num w:numId="8" w16cid:durableId="1409839126">
     <w:abstractNumId w:val="0"/>
+  </w:num>
+  <w:num w:numId="9" w16cid:durableId="212086584">
+    <w:abstractNumId w:val="5"/>
   </w:num>
 </w:numbering>
 </file>
@@ -1424,7 +2509,6 @@
     <w:next w:val="Normal"/>
     <w:link w:val="Heading3Char"/>
     <w:uiPriority w:val="9"/>
-    <w:semiHidden/>
     <w:unhideWhenUsed/>
     <w:qFormat/>
     <w:rsid w:val="006B7002"/>
@@ -1631,7 +2715,6 @@
     <w:basedOn w:val="DefaultParagraphFont"/>
     <w:link w:val="Heading3"/>
     <w:uiPriority w:val="9"/>
-    <w:semiHidden/>
     <w:rsid w:val="006B7002"/>
     <w:rPr>
       <w:rFonts w:eastAsiaTheme="majorEastAsia" w:cstheme="majorBidi"/>
@@ -1887,6 +2970,35 @@
       <w:smallCaps/>
       <w:color w:val="0F4761" w:themeColor="accent1" w:themeShade="BF"/>
       <w:spacing w:val="5"/>
+    </w:rPr>
+  </w:style>
+  <w:style w:type="paragraph" w:styleId="NormalWeb">
+    <w:name w:val="Normal (Web)"/>
+    <w:basedOn w:val="Normal"/>
+    <w:uiPriority w:val="99"/>
+    <w:semiHidden/>
+    <w:unhideWhenUsed/>
+    <w:rsid w:val="00692108"/>
+    <w:pPr>
+      <w:spacing w:before="100" w:beforeAutospacing="1" w:after="100" w:afterAutospacing="1" w:line="240" w:lineRule="auto"/>
+    </w:pPr>
+    <w:rPr>
+      <w:rFonts w:ascii="Times New Roman" w:eastAsia="Times New Roman" w:hAnsi="Times New Roman" w:cs="Times New Roman"/>
+      <w:kern w:val="0"/>
+      <w14:ligatures w14:val="none"/>
+    </w:rPr>
+  </w:style>
+  <w:style w:type="character" w:styleId="HTMLCode">
+    <w:name w:val="HTML Code"/>
+    <w:basedOn w:val="DefaultParagraphFont"/>
+    <w:uiPriority w:val="99"/>
+    <w:semiHidden/>
+    <w:unhideWhenUsed/>
+    <w:rsid w:val="00692108"/>
+    <w:rPr>
+      <w:rFonts w:ascii="Courier New" w:eastAsia="Times New Roman" w:hAnsi="Courier New" w:cs="Courier New"/>
+      <w:sz w:val="20"/>
+      <w:szCs w:val="20"/>
     </w:rPr>
   </w:style>
 </w:styles>
